--- a/dataset/guides_final/SW/guide/IT-SW-001_업무용 SW 설치 가이드.docx
+++ b/dataset/guides_final/SW/guide/IT-SW-001_업무용 SW 설치 가이드.docx
@@ -24,7 +24,7 @@
           <w:color w:val="5A6270"/>
           <w:sz w:val="24"/>
         </w:rPr>
-        <w:t>한화시스템 ICT 임직원 IT 안내 · SW·라이선스</w:t>
+        <w:t>가상 ICT 기업 임직원 IT 안내 · SW·라이선스</w:t>
       </w:r>
     </w:p>
     <w:p>
@@ -1135,7 +1135,7 @@
                 <w:color w:val="1D2433"/>
                 <w:sz w:val="19"/>
               </w:rPr>
-              <w:t>· 사내 IT 포털(hanwha-admin) &gt; 소프트웨어 센터</w:t>
+              <w:t>· 사내 IT 포털 &gt; 소프트웨어 센터</w:t>
             </w:r>
           </w:p>
           <w:p>
@@ -2345,7 +2345,7 @@
           <w:color w:val="1D2433"/>
           <w:sz w:val="21"/>
         </w:rPr>
-        <w:t>사내 IT 포털(hanwha-admin) &gt; [소프트웨어 센터]에서 프로그램 이름을 검색하고, 오른쪽 단추 모양을 봅니다.</w:t>
+        <w:t>사내 IT 포털 &gt; [소프트웨어 센터]에서 프로그램 이름을 검색하고, 오른쪽 단추 모양을 봅니다.</w:t>
       </w:r>
     </w:p>
     <w:tbl>
@@ -3147,7 +3147,7 @@
                 <w:color w:val="1D2433"/>
                 <w:sz w:val="19"/>
               </w:rPr>
-              <w:t>사내망(유선·hanwha-office Wi-Fi) 또는 VPN 연결 상태</w:t>
+              <w:t>사내망(유선·ict-office Wi-Fi) 또는 VPN 연결 상태</w:t>
             </w:r>
           </w:p>
         </w:tc>
@@ -5741,7 +5741,7 @@
           <w:color w:val="1D2433"/>
           <w:sz w:val="21"/>
         </w:rPr>
-        <w:t>브라우저 주소창에 hanwha-admin.example 을 입력하고 회사 계정(사번)으로 로그인합니다. 사내 IT 포털(hanwha-admin)은 그룹웨어 첫 화면의 [IT 요청] 바로가기로도 들어갑니다.</w:t>
+        <w:t>브라우저 주소창에 portal.ict.example 을 입력하고 회사 계정(사번)으로 로그인합니다. 사내 IT 포털은 그룹웨어 첫 화면의 [IT 요청] 바로가기로도 들어갑니다.</w:t>
       </w:r>
     </w:p>
     <w:p>
@@ -11733,7 +11733,7 @@
                 <w:color w:val="1D2433"/>
                 <w:sz w:val="19"/>
               </w:rPr>
-              <w:t>사내망(유선·hanwha-office) 또는 VPN 연결 확인 → 새로 고침</w:t>
+              <w:t>사내망(유선·ict-office) 또는 VPN 연결 확인 → 새로 고침</w:t>
             </w:r>
           </w:p>
         </w:tc>
@@ -12648,7 +12648,7 @@
                 <w:color w:val="1D2433"/>
                 <w:sz w:val="19"/>
               </w:rPr>
-              <w:t>사내 IT 포털(hanwha-admin) 상단 [챗봇 문의]</w:t>
+              <w:t>사내 IT 포털 상단 [챗봇 문의]</w:t>
             </w:r>
           </w:p>
         </w:tc>
@@ -12920,7 +12920,7 @@
                 <w:color w:val="1D2433"/>
                 <w:sz w:val="19"/>
               </w:rPr>
-              <w:t>it-helpdesk@hanwha-ict.example</w:t>
+              <w:t>it-helpdesk@ict.example</w:t>
             </w:r>
           </w:p>
         </w:tc>
@@ -13607,7 +13607,7 @@
                 <w:color w:val="1D2433"/>
                 <w:sz w:val="19"/>
               </w:rPr>
-              <w:t>사내 IT 포털 (hanwha-admin)</w:t>
+              <w:t>사내 IT 포털</w:t>
             </w:r>
           </w:p>
         </w:tc>
@@ -14177,7 +14177,7 @@
         <w:color w:val="5A6270"/>
         <w:sz w:val="16"/>
       </w:rPr>
-      <w:t>© HANWHA SYSTEMS ICT · IT-SW-001 · 사내 일반</w:t>
+      <w:t>© 가상 ICT 기업 · IT-SW-001 · 사내 일반</w:t>
     </w:r>
     <w:r>
       <w:rPr>
